--- a/7-技术管理/运行记录类文件/070202-公司运维研发成果及说明(截止2025年10月).docx
+++ b/7-技术管理/运行记录类文件/070202-公司运维研发成果及说明(截止2025年10月).docx
@@ -7,7 +7,21 @@
         <w:pStyle w:val="32"/>
         <w:bidi w:val="0"/>
       </w:pPr>
-      <w:bookmarkStart w:id="0" w:name="_Toc2956"/>
+      <w:bookmarkStart w:id="0" w:name="_Toc11924"/>
+    </w:p>
+    <w:p>
+      <w:pPr>
+        <w:pStyle w:val="32"/>
+        <w:bidi w:val="0"/>
+      </w:pPr>
+      <w:bookmarkStart w:id="15" w:name="_GoBack"/>
+      <w:bookmarkEnd w:id="15"/>
+    </w:p>
+    <w:p>
+      <w:pPr>
+        <w:pStyle w:val="32"/>
+        <w:bidi w:val="0"/>
+      </w:pPr>
       <w:r>
         <w:t>公司运维研发成果及说明</w:t>
       </w:r>
@@ -18,7 +32,7 @@
         <w:pStyle w:val="33"/>
         <w:bidi w:val="0"/>
       </w:pPr>
-      <w:bookmarkStart w:id="1" w:name="_Toc30412"/>
+      <w:bookmarkStart w:id="1" w:name="_Toc31484"/>
       <w:r>
         <w:t>甘肃国邦信息科技有限公司</w:t>
       </w:r>
@@ -85,7 +99,25 @@
           <w:szCs w:val="36"/>
           <w:lang w:val="en-US" w:eastAsia="zh-CN"/>
         </w:rPr>
-        <w:t>2025年10月30日</w:t>
+        <w:t>2025年10月</w:t>
+      </w:r>
+      <w:r>
+        <w:rPr>
+          <w:rFonts w:hint="eastAsia" w:ascii="宋体" w:hAnsi="宋体" w:cs="宋体"/>
+          <w:sz w:val="36"/>
+          <w:szCs w:val="36"/>
+          <w:lang w:val="en-US" w:eastAsia="zh-CN"/>
+        </w:rPr>
+        <w:t>2</w:t>
+      </w:r>
+      <w:r>
+        <w:rPr>
+          <w:rFonts w:hint="eastAsia" w:ascii="宋体" w:hAnsi="宋体" w:eastAsia="宋体" w:cs="宋体"/>
+          <w:sz w:val="36"/>
+          <w:szCs w:val="36"/>
+          <w:lang w:val="en-US" w:eastAsia="zh-CN"/>
+        </w:rPr>
+        <w:t>0日</w:t>
       </w:r>
     </w:p>
     <w:p>
@@ -113,7 +145,7 @@
           <w:szCs w:val="28"/>
         </w:rPr>
       </w:pPr>
-      <w:bookmarkStart w:id="2" w:name="_Toc7733"/>
+      <w:bookmarkStart w:id="2" w:name="_Toc8379"/>
       <w:r>
         <w:rPr>
           <w:rFonts w:ascii="宋体" w:hAnsi="宋体" w:eastAsia="宋体" w:cs="宋体"/>
@@ -1382,26 +1414,6 @@
         <w:br w:type="page"/>
       </w:r>
     </w:p>
-    <w:p>
-      <w:pPr>
-        <w:pStyle w:val="12"/>
-        <w:keepNext w:val="0"/>
-        <w:keepLines w:val="0"/>
-        <w:pageBreakBefore w:val="0"/>
-        <w:widowControl w:val="0"/>
-        <w:kinsoku w:val="0"/>
-        <w:wordWrap/>
-        <w:overflowPunct/>
-        <w:topLinePunct w:val="0"/>
-        <w:autoSpaceDE w:val="0"/>
-        <w:autoSpaceDN w:val="0"/>
-        <w:bidi w:val="0"/>
-        <w:adjustRightInd w:val="0"/>
-        <w:snapToGrid w:val="0"/>
-        <w:spacing w:line="383" w:lineRule="auto"/>
-        <w:textAlignment w:val="baseline"/>
-      </w:pPr>
-    </w:p>
     <w:sdt>
       <w:sdtPr>
         <w:rPr>
@@ -1466,8 +1478,6 @@
               <w:tab w:val="right" w:leader="dot" w:pos="8336"/>
             </w:tabs>
           </w:pPr>
-          <w:bookmarkStart w:id="15" w:name="_GoBack"/>
-          <w:bookmarkEnd w:id="15"/>
           <w:r>
             <w:rPr>
               <w:rFonts w:hint="eastAsia" w:ascii="Microsoft JhengHei" w:hAnsi="Microsoft JhengHei" w:eastAsia="Microsoft JhengHei" w:cs="Microsoft JhengHei"/>
@@ -1504,7 +1514,7 @@
               <w:rFonts w:hint="eastAsia" w:ascii="Microsoft JhengHei" w:hAnsi="Microsoft JhengHei" w:eastAsia="Microsoft JhengHei" w:cs="Microsoft JhengHei"/>
               <w:szCs w:val="24"/>
             </w:rPr>
-            <w:instrText xml:space="preserve"> HYPERLINK \l _Toc2956 </w:instrText>
+            <w:instrText xml:space="preserve"> HYPERLINK \l _Toc11924 </w:instrText>
           </w:r>
           <w:r>
             <w:rPr>
@@ -1523,7 +1533,7 @@
             <w:fldChar w:fldCharType="begin"/>
           </w:r>
           <w:r>
-            <w:instrText xml:space="preserve"> PAGEREF _Toc2956 \h </w:instrText>
+            <w:instrText xml:space="preserve"> PAGEREF _Toc11924 \h </w:instrText>
           </w:r>
           <w:r>
             <w:fldChar w:fldCharType="separate"/>
@@ -1561,7 +1571,7 @@
               <w:rFonts w:hint="eastAsia" w:ascii="Microsoft JhengHei" w:hAnsi="Microsoft JhengHei" w:eastAsia="Microsoft JhengHei" w:cs="Microsoft JhengHei"/>
               <w:szCs w:val="24"/>
             </w:rPr>
-            <w:instrText xml:space="preserve"> HYPERLINK \l _Toc30412 </w:instrText>
+            <w:instrText xml:space="preserve"> HYPERLINK \l _Toc31484 </w:instrText>
           </w:r>
           <w:r>
             <w:rPr>
@@ -1580,7 +1590,7 @@
             <w:fldChar w:fldCharType="begin"/>
           </w:r>
           <w:r>
-            <w:instrText xml:space="preserve"> PAGEREF _Toc30412 \h </w:instrText>
+            <w:instrText xml:space="preserve"> PAGEREF _Toc31484 \h </w:instrText>
           </w:r>
           <w:r>
             <w:fldChar w:fldCharType="separate"/>
@@ -1618,7 +1628,7 @@
               <w:rFonts w:hint="eastAsia" w:ascii="Microsoft JhengHei" w:hAnsi="Microsoft JhengHei" w:eastAsia="Microsoft JhengHei" w:cs="Microsoft JhengHei"/>
               <w:szCs w:val="24"/>
             </w:rPr>
-            <w:instrText xml:space="preserve"> HYPERLINK \l _Toc7733 </w:instrText>
+            <w:instrText xml:space="preserve"> HYPERLINK \l _Toc8379 </w:instrText>
           </w:r>
           <w:r>
             <w:rPr>
@@ -1642,7 +1652,7 @@
             <w:fldChar w:fldCharType="begin"/>
           </w:r>
           <w:r>
-            <w:instrText xml:space="preserve"> PAGEREF _Toc7733 \h </w:instrText>
+            <w:instrText xml:space="preserve"> PAGEREF _Toc8379 \h </w:instrText>
           </w:r>
           <w:r>
             <w:fldChar w:fldCharType="separate"/>
@@ -1680,7 +1690,7 @@
               <w:rFonts w:hint="eastAsia" w:ascii="Microsoft JhengHei" w:hAnsi="Microsoft JhengHei" w:eastAsia="Microsoft JhengHei" w:cs="Microsoft JhengHei"/>
               <w:szCs w:val="24"/>
             </w:rPr>
-            <w:instrText xml:space="preserve"> HYPERLINK \l _Toc5929 </w:instrText>
+            <w:instrText xml:space="preserve"> HYPERLINK \l _Toc7561 </w:instrText>
           </w:r>
           <w:r>
             <w:rPr>
@@ -1706,7 +1716,7 @@
             <w:fldChar w:fldCharType="begin"/>
           </w:r>
           <w:r>
-            <w:instrText xml:space="preserve"> PAGEREF _Toc5929 \h </w:instrText>
+            <w:instrText xml:space="preserve"> PAGEREF _Toc7561 \h </w:instrText>
           </w:r>
           <w:r>
             <w:fldChar w:fldCharType="separate"/>
@@ -1744,7 +1754,7 @@
               <w:rFonts w:hint="eastAsia" w:ascii="Microsoft JhengHei" w:hAnsi="Microsoft JhengHei" w:eastAsia="Microsoft JhengHei" w:cs="Microsoft JhengHei"/>
               <w:szCs w:val="24"/>
             </w:rPr>
-            <w:instrText xml:space="preserve"> HYPERLINK \l _Toc7856 </w:instrText>
+            <w:instrText xml:space="preserve"> HYPERLINK \l _Toc28718 </w:instrText>
           </w:r>
           <w:r>
             <w:rPr>
@@ -1774,7 +1784,7 @@
             <w:fldChar w:fldCharType="begin"/>
           </w:r>
           <w:r>
-            <w:instrText xml:space="preserve"> PAGEREF _Toc7856 \h </w:instrText>
+            <w:instrText xml:space="preserve"> PAGEREF _Toc28718 \h </w:instrText>
           </w:r>
           <w:r>
             <w:fldChar w:fldCharType="separate"/>
@@ -1812,7 +1822,7 @@
               <w:rFonts w:hint="eastAsia" w:ascii="Microsoft JhengHei" w:hAnsi="Microsoft JhengHei" w:eastAsia="Microsoft JhengHei" w:cs="Microsoft JhengHei"/>
               <w:szCs w:val="24"/>
             </w:rPr>
-            <w:instrText xml:space="preserve"> HYPERLINK \l _Toc12580 </w:instrText>
+            <w:instrText xml:space="preserve"> HYPERLINK \l _Toc9090 </w:instrText>
           </w:r>
           <w:r>
             <w:rPr>
@@ -1841,7 +1851,7 @@
             <w:fldChar w:fldCharType="begin"/>
           </w:r>
           <w:r>
-            <w:instrText xml:space="preserve"> PAGEREF _Toc12580 \h </w:instrText>
+            <w:instrText xml:space="preserve"> PAGEREF _Toc9090 \h </w:instrText>
           </w:r>
           <w:r>
             <w:fldChar w:fldCharType="separate"/>
@@ -1879,7 +1889,7 @@
               <w:rFonts w:hint="eastAsia" w:ascii="Microsoft JhengHei" w:hAnsi="Microsoft JhengHei" w:eastAsia="Microsoft JhengHei" w:cs="Microsoft JhengHei"/>
               <w:szCs w:val="24"/>
             </w:rPr>
-            <w:instrText xml:space="preserve"> HYPERLINK \l _Toc15901 </w:instrText>
+            <w:instrText xml:space="preserve"> HYPERLINK \l _Toc13421 </w:instrText>
           </w:r>
           <w:r>
             <w:rPr>
@@ -1908,7 +1918,7 @@
             <w:fldChar w:fldCharType="begin"/>
           </w:r>
           <w:r>
-            <w:instrText xml:space="preserve"> PAGEREF _Toc15901 \h </w:instrText>
+            <w:instrText xml:space="preserve"> PAGEREF _Toc13421 \h </w:instrText>
           </w:r>
           <w:r>
             <w:fldChar w:fldCharType="separate"/>
@@ -1946,7 +1956,7 @@
               <w:rFonts w:hint="eastAsia" w:ascii="Microsoft JhengHei" w:hAnsi="Microsoft JhengHei" w:eastAsia="Microsoft JhengHei" w:cs="Microsoft JhengHei"/>
               <w:szCs w:val="24"/>
             </w:rPr>
-            <w:instrText xml:space="preserve"> HYPERLINK \l _Toc19428 </w:instrText>
+            <w:instrText xml:space="preserve"> HYPERLINK \l _Toc15083 </w:instrText>
           </w:r>
           <w:r>
             <w:rPr>
@@ -1971,7 +1981,7 @@
             <w:fldChar w:fldCharType="begin"/>
           </w:r>
           <w:r>
-            <w:instrText xml:space="preserve"> PAGEREF _Toc19428 \h </w:instrText>
+            <w:instrText xml:space="preserve"> PAGEREF _Toc15083 \h </w:instrText>
           </w:r>
           <w:r>
             <w:fldChar w:fldCharType="separate"/>
@@ -2009,7 +2019,7 @@
               <w:rFonts w:hint="eastAsia" w:ascii="Microsoft JhengHei" w:hAnsi="Microsoft JhengHei" w:eastAsia="Microsoft JhengHei" w:cs="Microsoft JhengHei"/>
               <w:szCs w:val="24"/>
             </w:rPr>
-            <w:instrText xml:space="preserve"> HYPERLINK \l _Toc16234 </w:instrText>
+            <w:instrText xml:space="preserve"> HYPERLINK \l _Toc3555 </w:instrText>
           </w:r>
           <w:r>
             <w:rPr>
@@ -2034,7 +2044,7 @@
             <w:fldChar w:fldCharType="begin"/>
           </w:r>
           <w:r>
-            <w:instrText xml:space="preserve"> PAGEREF _Toc16234 \h </w:instrText>
+            <w:instrText xml:space="preserve"> PAGEREF _Toc3555 \h </w:instrText>
           </w:r>
           <w:r>
             <w:fldChar w:fldCharType="separate"/>
@@ -2072,7 +2082,7 @@
               <w:rFonts w:hint="eastAsia" w:ascii="Microsoft JhengHei" w:hAnsi="Microsoft JhengHei" w:eastAsia="Microsoft JhengHei" w:cs="Microsoft JhengHei"/>
               <w:szCs w:val="24"/>
             </w:rPr>
-            <w:instrText xml:space="preserve"> HYPERLINK \l _Toc7544 </w:instrText>
+            <w:instrText xml:space="preserve"> HYPERLINK \l _Toc27408 </w:instrText>
           </w:r>
           <w:r>
             <w:rPr>
@@ -2101,7 +2111,7 @@
             <w:fldChar w:fldCharType="begin"/>
           </w:r>
           <w:r>
-            <w:instrText xml:space="preserve"> PAGEREF _Toc7544 \h </w:instrText>
+            <w:instrText xml:space="preserve"> PAGEREF _Toc27408 \h </w:instrText>
           </w:r>
           <w:r>
             <w:fldChar w:fldCharType="separate"/>
@@ -2139,7 +2149,7 @@
               <w:rFonts w:hint="eastAsia" w:ascii="Microsoft JhengHei" w:hAnsi="Microsoft JhengHei" w:eastAsia="Microsoft JhengHei" w:cs="Microsoft JhengHei"/>
               <w:szCs w:val="24"/>
             </w:rPr>
-            <w:instrText xml:space="preserve"> HYPERLINK \l _Toc27609 </w:instrText>
+            <w:instrText xml:space="preserve"> HYPERLINK \l _Toc29947 </w:instrText>
           </w:r>
           <w:r>
             <w:rPr>
@@ -2168,7 +2178,7 @@
             <w:fldChar w:fldCharType="begin"/>
           </w:r>
           <w:r>
-            <w:instrText xml:space="preserve"> PAGEREF _Toc27609 \h </w:instrText>
+            <w:instrText xml:space="preserve"> PAGEREF _Toc29947 \h </w:instrText>
           </w:r>
           <w:r>
             <w:fldChar w:fldCharType="separate"/>
@@ -2206,7 +2216,7 @@
               <w:rFonts w:hint="eastAsia" w:ascii="Microsoft JhengHei" w:hAnsi="Microsoft JhengHei" w:eastAsia="Microsoft JhengHei" w:cs="Microsoft JhengHei"/>
               <w:szCs w:val="24"/>
             </w:rPr>
-            <w:instrText xml:space="preserve"> HYPERLINK \l _Toc20424 </w:instrText>
+            <w:instrText xml:space="preserve"> HYPERLINK \l _Toc18391 </w:instrText>
           </w:r>
           <w:r>
             <w:rPr>
@@ -2231,7 +2241,7 @@
             <w:fldChar w:fldCharType="begin"/>
           </w:r>
           <w:r>
-            <w:instrText xml:space="preserve"> PAGEREF _Toc20424 \h </w:instrText>
+            <w:instrText xml:space="preserve"> PAGEREF _Toc18391 \h </w:instrText>
           </w:r>
           <w:r>
             <w:fldChar w:fldCharType="separate"/>
@@ -2269,7 +2279,7 @@
               <w:rFonts w:hint="eastAsia" w:ascii="Microsoft JhengHei" w:hAnsi="Microsoft JhengHei" w:eastAsia="Microsoft JhengHei" w:cs="Microsoft JhengHei"/>
               <w:szCs w:val="24"/>
             </w:rPr>
-            <w:instrText xml:space="preserve"> HYPERLINK \l _Toc23738 </w:instrText>
+            <w:instrText xml:space="preserve"> HYPERLINK \l _Toc16024 </w:instrText>
           </w:r>
           <w:r>
             <w:rPr>
@@ -2299,7 +2309,7 @@
             <w:fldChar w:fldCharType="begin"/>
           </w:r>
           <w:r>
-            <w:instrText xml:space="preserve"> PAGEREF _Toc23738 \h </w:instrText>
+            <w:instrText xml:space="preserve"> PAGEREF _Toc16024 \h </w:instrText>
           </w:r>
           <w:r>
             <w:fldChar w:fldCharType="separate"/>
@@ -2411,7 +2421,7 @@
           <w:lang w:val="en-US" w:eastAsia="zh-CN"/>
         </w:rPr>
       </w:pPr>
-      <w:bookmarkStart w:id="3" w:name="_Toc5929"/>
+      <w:bookmarkStart w:id="3" w:name="_Toc7561"/>
       <w:r>
         <w:t>运维技术研发实施</w:t>
       </w:r>
@@ -2439,7 +2449,7 @@
           <w:lang w:val="en-US" w:eastAsia="zh-CN"/>
         </w:rPr>
       </w:pPr>
-      <w:bookmarkStart w:id="4" w:name="_Toc7856"/>
+      <w:bookmarkStart w:id="4" w:name="_Toc28718"/>
       <w:r>
         <w:rPr>
           <w:rFonts w:hint="eastAsia"/>
@@ -2469,7 +2479,7 @@
       </w:pPr>
       <w:bookmarkStart w:id="5" w:name="bookmark13"/>
       <w:bookmarkEnd w:id="5"/>
-      <w:bookmarkStart w:id="6" w:name="_Toc12580"/>
+      <w:bookmarkStart w:id="6" w:name="_Toc9090"/>
       <w:r>
         <w:rPr>
           <w:rFonts w:hint="eastAsia"/>
@@ -2609,7 +2619,7 @@
       </w:pPr>
       <w:bookmarkStart w:id="7" w:name="bookmark14"/>
       <w:bookmarkEnd w:id="7"/>
-      <w:bookmarkStart w:id="8" w:name="_Toc15901"/>
+      <w:bookmarkStart w:id="8" w:name="_Toc13421"/>
       <w:r>
         <w:rPr>
           <w:rFonts w:hint="eastAsia"/>
@@ -2669,43 +2679,7 @@
           <w:sz w:val="24"/>
           <w:szCs w:val="24"/>
         </w:rPr>
-        <w:t>2025年</w:t>
-      </w:r>
-      <w:r>
-        <w:rPr>
-          <w:rFonts w:ascii="宋体" w:hAnsi="宋体" w:eastAsia="宋体" w:cs="宋体"/>
-          <w:spacing w:val="-33"/>
-          <w:sz w:val="24"/>
-          <w:szCs w:val="24"/>
-        </w:rPr>
-        <w:t xml:space="preserve"> </w:t>
-      </w:r>
-      <w:r>
-        <w:rPr>
-          <w:rFonts w:ascii="宋体" w:hAnsi="宋体" w:eastAsia="宋体" w:cs="宋体"/>
-          <w:spacing w:val="-6"/>
-          <w:sz w:val="24"/>
-          <w:szCs w:val="24"/>
-        </w:rPr>
-        <w:t>1</w:t>
-      </w:r>
-      <w:r>
-        <w:rPr>
-          <w:rFonts w:ascii="宋体" w:hAnsi="宋体" w:eastAsia="宋体" w:cs="宋体"/>
-          <w:spacing w:val="-45"/>
-          <w:sz w:val="24"/>
-          <w:szCs w:val="24"/>
-        </w:rPr>
-        <w:t xml:space="preserve"> </w:t>
-      </w:r>
-      <w:r>
-        <w:rPr>
-          <w:rFonts w:ascii="宋体" w:hAnsi="宋体" w:eastAsia="宋体" w:cs="宋体"/>
-          <w:spacing w:val="-6"/>
-          <w:sz w:val="24"/>
-          <w:szCs w:val="24"/>
-        </w:rPr>
-        <w:t>月制定了《运维服务技术研发规划书》。明确</w:t>
+        <w:t>2025年1月制定了《运维服务技术研发规划书》。明确</w:t>
       </w:r>
       <w:r>
         <w:rPr>
@@ -2926,7 +2900,7 @@
           <w:szCs w:val="24"/>
           <w:lang w:val="en-US" w:eastAsia="zh-CN"/>
         </w:rPr>
-        <w:t>在7月完成了功能开发和测试工作，在8-10月份进行试运行和上线前准备工作。目前系统已经正式投入运维过程中。</w:t>
+        <w:t>在7月完成了功能开发和测试工作，在8-10月份进行试运行和上线工作。目前系统已经正式投入运维过程中。</w:t>
       </w:r>
     </w:p>
     <w:p>
@@ -5618,7 +5592,7 @@
         <w:snapToGrid w:val="0"/>
         <w:textAlignment w:val="baseline"/>
       </w:pPr>
-      <w:bookmarkStart w:id="9" w:name="_Toc19428"/>
+      <w:bookmarkStart w:id="9" w:name="_Toc15083"/>
       <w:r>
         <w:t>实际人力投入</w:t>
       </w:r>
@@ -6947,7 +6921,7 @@
       <w:r>
         <w:t xml:space="preserve"> </w:t>
       </w:r>
-      <w:bookmarkStart w:id="10" w:name="_Toc16234"/>
+      <w:bookmarkStart w:id="10" w:name="_Toc3555"/>
       <w:r>
         <w:t>研发经费使用情况</w:t>
       </w:r>
@@ -7143,7 +7117,7 @@
         <w:snapToGrid w:val="0"/>
         <w:textAlignment w:val="baseline"/>
       </w:pPr>
-      <w:bookmarkStart w:id="11" w:name="_Toc7544"/>
+      <w:bookmarkStart w:id="11" w:name="_Toc27408"/>
       <w:r>
         <w:rPr>
           <w:rFonts w:hint="eastAsia"/>
@@ -7420,7 +7394,7 @@
         <w:snapToGrid w:val="0"/>
         <w:textAlignment w:val="baseline"/>
       </w:pPr>
-      <w:bookmarkStart w:id="12" w:name="_Toc27609"/>
+      <w:bookmarkStart w:id="12" w:name="_Toc29947"/>
       <w:r>
         <w:rPr>
           <w:rFonts w:hint="eastAsia"/>
@@ -7644,7 +7618,7 @@
         <w:snapToGrid w:val="0"/>
         <w:textAlignment w:val="baseline"/>
       </w:pPr>
-      <w:bookmarkStart w:id="13" w:name="_Toc20424"/>
+      <w:bookmarkStart w:id="13" w:name="_Toc18391"/>
       <w:r>
         <w:t>技术手册研发</w:t>
       </w:r>
@@ -7935,7 +7909,7 @@
           <w:lang w:val="en-US" w:eastAsia="zh-CN"/>
         </w:rPr>
       </w:pPr>
-      <w:bookmarkStart w:id="14" w:name="_Toc23738"/>
+      <w:bookmarkStart w:id="14" w:name="_Toc16024"/>
       <w:r>
         <w:rPr>
           <w:rFonts w:hint="eastAsia"/>
@@ -7965,48 +7939,21 @@
         <w:jc w:val="both"/>
         <w:textAlignment w:val="baseline"/>
         <w:rPr>
+          <w:rFonts w:hint="default" w:ascii="宋体" w:hAnsi="宋体" w:eastAsia="宋体" w:cs="宋体"/>
+          <w:sz w:val="24"/>
+          <w:szCs w:val="24"/>
+          <w:lang w:val="en-US" w:eastAsia="zh-CN"/>
+        </w:rPr>
+      </w:pPr>
+      <w:r>
+        <w:rPr>
           <w:rFonts w:hint="eastAsia" w:ascii="宋体" w:hAnsi="宋体" w:eastAsia="宋体" w:cs="宋体"/>
           <w:sz w:val="24"/>
           <w:szCs w:val="24"/>
           <w:lang w:val="en-US" w:eastAsia="zh-CN"/>
         </w:rPr>
-      </w:pPr>
-      <w:r>
-        <w:rPr>
-          <w:rFonts w:hint="eastAsia" w:ascii="宋体" w:hAnsi="宋体" w:eastAsia="宋体" w:cs="宋体"/>
-          <w:sz w:val="24"/>
-          <w:szCs w:val="24"/>
-          <w:lang w:val="en-US" w:eastAsia="zh-CN"/>
-        </w:rPr>
         <w:t>随着Springboot3和vue3的普及，在项目开发过程中逐渐替代Structs框架，同时在项目中使用jdk17的新特性。极大的提高了开发效率和软件性能，并发处理能力大幅度提高。</w:t>
       </w:r>
-    </w:p>
-    <w:p>
-      <w:pPr>
-        <w:keepNext w:val="0"/>
-        <w:keepLines w:val="0"/>
-        <w:pageBreakBefore w:val="0"/>
-        <w:widowControl w:val="0"/>
-        <w:kinsoku w:val="0"/>
-        <w:wordWrap/>
-        <w:overflowPunct/>
-        <w:topLinePunct w:val="0"/>
-        <w:autoSpaceDE w:val="0"/>
-        <w:autoSpaceDN w:val="0"/>
-        <w:bidi w:val="0"/>
-        <w:adjustRightInd w:val="0"/>
-        <w:snapToGrid w:val="0"/>
-        <w:spacing w:before="127" w:line="377" w:lineRule="auto"/>
-        <w:ind w:left="129" w:right="270" w:firstLine="523"/>
-        <w:jc w:val="both"/>
-        <w:textAlignment w:val="baseline"/>
-        <w:rPr>
-          <w:rFonts w:hint="default" w:ascii="宋体" w:hAnsi="宋体" w:eastAsia="宋体" w:cs="宋体"/>
-          <w:sz w:val="24"/>
-          <w:szCs w:val="24"/>
-          <w:lang w:val="en-US" w:eastAsia="zh-CN"/>
-        </w:rPr>
-      </w:pPr>
     </w:p>
     <w:sectPr>
       <w:footerReference r:id="rId6" w:type="default"/>
